--- a/downloads/DATA405_Lab2_Handout.docx
+++ b/downloads/DATA405_Lab2_Handout.docx
@@ -13,7 +13,7 @@
           <w:sz w:val="18"/>
           <w:szCs w:val="18"/>
         </w:rPr>
-        <w:t xml:space="preserve">DATA405 Genomic Data Science · Fall 2026 · Howard University</w:t>
+        <w:t xml:space="preserve">Genomic Data Science · DATA405/BIOL480 · Fall 2026 · Howard University</w:t>
       </w:r>
     </w:p>
     <w:p>
